--- a/docs/Day8_佛羅倫斯到米蘭.docx
+++ b/docs/Day8_佛羅倫斯到米蘭.docx
@@ -71,17 +71,17 @@
         <w:br/>
         <w:t>10:15  抵達車站，寄放行李或直接進月台</w:t>
         <w:br/>
-        <w:t xml:space="preserve">        |  （預留 45 分鐘緩衝：寄物、買咖啡、找月台）</w:t>
+        <w:t xml:space="preserve">        |  （預留 40 分鐘緩衝：閘門安檢、找月台、安頓行李）</w:t>
         <w:br/>
-        <w:t>11:00  搭乘高鐵出發（建議班次）</w:t>
+        <w:t>~10:55 搭乘高鐵出發（Frecciarossa 直達 Milano Centrale，以官網查詢結果為準）</w:t>
         <w:br/>
-        <w:t xml:space="preserve">        |  車程 1h35m ~ 1h55m</w:t>
+        <w:t xml:space="preserve">        |  車程約 1 小時 55 分鐘</w:t>
         <w:br/>
-        <w:t>12:45  抵達米蘭中央車站 (Milano Centrale)</w:t>
+        <w:t>~12:50 抵達米蘭中央車站 (Milano Centrale)</w:t>
         <w:br/>
         <w:t xml:space="preserve">        |  計程車或地鐵前往米蘭住宿</w:t>
         <w:br/>
-        <w:t>13:15  抵達米蘭住宿，寄放行李</w:t>
+        <w:t>~13:20 抵達米蘭住宿，寄放行李</w:t>
         <w:br/>
         <w:t xml:space="preserve">        |</w:t>
         <w:br/>
@@ -913,7 +913,7 @@
                 <w:b/>
                 <w:sz w:val="19"/>
               </w:rPr>
-              <w:t>車程</w:t>
+              <w:t>車程到 Milano Centrale</w:t>
             </w:r>
             <w:r>
               <w:rPr>
@@ -934,7 +934,7 @@
                 <w:rFonts w:ascii="Microsoft JhengHei" w:hAnsi="Microsoft JhengHei" w:eastAsia="Microsoft JhengHei"/>
                 <w:sz w:val="19"/>
               </w:rPr>
-              <w:t>1h35m ~ 1h55m</w:t>
+              <w:t>約 1 小時 55 分鐘</w:t>
             </w:r>
           </w:p>
         </w:tc>
@@ -949,7 +949,7 @@
                 <w:rFonts w:ascii="Microsoft JhengHei" w:hAnsi="Microsoft JhengHei" w:eastAsia="Microsoft JhengHei"/>
                 <w:sz w:val="19"/>
               </w:rPr>
-              <w:t>1h40m ~ 2h00m</w:t>
+              <w:t>約 1 小時 55 分鐘</w:t>
             </w:r>
           </w:p>
         </w:tc>
@@ -1057,7 +1057,7 @@
                 <w:rFonts w:ascii="Microsoft JhengHei" w:hAnsi="Microsoft JhengHei" w:eastAsia="Microsoft JhengHei"/>
                 <w:sz w:val="19"/>
               </w:rPr>
-              <w:t>EUR 19.9（Super Economy）</w:t>
+              <w:t>EUR 19.9（Super Economy，數量有限）</w:t>
             </w:r>
           </w:p>
         </w:tc>
@@ -1072,7 +1072,7 @@
                 <w:rFonts w:ascii="Microsoft JhengHei" w:hAnsi="Microsoft JhengHei" w:eastAsia="Microsoft JhengHei"/>
                 <w:sz w:val="19"/>
               </w:rPr>
-              <w:t>EUR 19.9（Low Cost）</w:t>
+              <w:t>EUR 19.9（Low Cost，數量有限）</w:t>
             </w:r>
           </w:p>
         </w:tc>
@@ -1258,7 +1258,7 @@
                 <w:rFonts w:ascii="Microsoft JhengHei" w:hAnsi="Microsoft JhengHei" w:eastAsia="Microsoft JhengHei"/>
                 <w:sz w:val="19"/>
               </w:rPr>
-              <w:t>Milano Centrale</w:t>
+              <w:t>Milano Centrale（部分班次到 Rogoredo / Porta Garibaldi）</w:t>
             </w:r>
           </w:p>
         </w:tc>
@@ -1282,7 +1282,7 @@
                 <w:b/>
                 <w:sz w:val="19"/>
               </w:rPr>
-              <w:t>WiFi</w:t>
+              <w:t>WiFi 與插座</w:t>
             </w:r>
             <w:r>
               <w:rPr>
@@ -1303,7 +1303,7 @@
                 <w:rFonts w:ascii="Microsoft JhengHei" w:hAnsi="Microsoft JhengHei" w:eastAsia="Microsoft JhengHei"/>
                 <w:sz w:val="19"/>
               </w:rPr>
-              <w:t>免費，品質尚可</w:t>
+              <w:t>兩家皆有免費 WiFi 與插座，品質依車況與路段而異</w:t>
             </w:r>
           </w:p>
         </w:tc>
@@ -1318,7 +1318,7 @@
                 <w:rFonts w:ascii="Microsoft JhengHei" w:hAnsi="Microsoft JhengHei" w:eastAsia="Microsoft JhengHei"/>
                 <w:sz w:val="19"/>
               </w:rPr>
-              <w:t>免費，品質較好</w:t>
+              <w:t>兩家皆有免費 WiFi 與插座，品質依車況與路段而異</w:t>
             </w:r>
           </w:p>
         </w:tc>
@@ -1328,68 +1328,6 @@
           <w:tcPr>
             <w:tcW w:type="dxa" w:w="3024"/>
             <w:shd w:fill="EBF5FB"/>
-          </w:tcPr>
-          <w:p>
-            <w:r/>
-            <w:r>
-              <w:rPr>
-                <w:rFonts w:ascii="Microsoft JhengHei" w:hAnsi="Microsoft JhengHei" w:eastAsia="Microsoft JhengHei"/>
-                <w:sz w:val="19"/>
-              </w:rPr>
-            </w:r>
-            <w:r>
-              <w:rPr>
-                <w:rFonts w:ascii="Microsoft JhengHei" w:hAnsi="Microsoft JhengHei" w:eastAsia="Microsoft JhengHei"/>
-                <w:b/>
-                <w:sz w:val="19"/>
-              </w:rPr>
-              <w:t>插座</w:t>
-            </w:r>
-            <w:r>
-              <w:rPr>
-                <w:rFonts w:ascii="Microsoft JhengHei" w:hAnsi="Microsoft JhengHei" w:eastAsia="Microsoft JhengHei"/>
-                <w:sz w:val="19"/>
-              </w:rPr>
-            </w:r>
-          </w:p>
-        </w:tc>
-        <w:tc>
-          <w:tcPr>
-            <w:tcW w:type="dxa" w:w="3024"/>
-            <w:shd w:fill="EBF5FB"/>
-          </w:tcPr>
-          <w:p>
-            <w:r/>
-            <w:r>
-              <w:rPr>
-                <w:rFonts w:ascii="Microsoft JhengHei" w:hAnsi="Microsoft JhengHei" w:eastAsia="Microsoft JhengHei"/>
-                <w:sz w:val="19"/>
-              </w:rPr>
-              <w:t>每個座位都有</w:t>
-            </w:r>
-          </w:p>
-        </w:tc>
-        <w:tc>
-          <w:tcPr>
-            <w:tcW w:type="dxa" w:w="3024"/>
-            <w:shd w:fill="EBF5FB"/>
-          </w:tcPr>
-          <w:p>
-            <w:r/>
-            <w:r>
-              <w:rPr>
-                <w:rFonts w:ascii="Microsoft JhengHei" w:hAnsi="Microsoft JhengHei" w:eastAsia="Microsoft JhengHei"/>
-                <w:sz w:val="19"/>
-              </w:rPr>
-              <w:t>每個座位都有</w:t>
-            </w:r>
-          </w:p>
-        </w:tc>
-      </w:tr>
-      <w:tr>
-        <w:tc>
-          <w:tcPr>
-            <w:tcW w:type="dxa" w:w="3024"/>
           </w:tcPr>
           <w:p>
             <w:r/>
@@ -1418,6 +1356,7 @@
         <w:tc>
           <w:tcPr>
             <w:tcW w:type="dxa" w:w="3024"/>
+            <w:shd w:fill="EBF5FB"/>
           </w:tcPr>
           <w:p>
             <w:r/>
@@ -1433,6 +1372,7 @@
         <w:tc>
           <w:tcPr>
             <w:tcW w:type="dxa" w:w="3024"/>
+            <w:shd w:fill="EBF5FB"/>
           </w:tcPr>
           <w:p>
             <w:r/>
@@ -1442,69 +1382,6 @@
                 <w:sz w:val="19"/>
               </w:rPr>
               <w:t>入口處大型行李架 + 座位上方</w:t>
-            </w:r>
-          </w:p>
-        </w:tc>
-      </w:tr>
-      <w:tr>
-        <w:tc>
-          <w:tcPr>
-            <w:tcW w:type="dxa" w:w="3024"/>
-            <w:shd w:fill="EBF5FB"/>
-          </w:tcPr>
-          <w:p>
-            <w:r/>
-            <w:r>
-              <w:rPr>
-                <w:rFonts w:ascii="Microsoft JhengHei" w:hAnsi="Microsoft JhengHei" w:eastAsia="Microsoft JhengHei"/>
-                <w:sz w:val="19"/>
-              </w:rPr>
-            </w:r>
-            <w:r>
-              <w:rPr>
-                <w:rFonts w:ascii="Microsoft JhengHei" w:hAnsi="Microsoft JhengHei" w:eastAsia="Microsoft JhengHei"/>
-                <w:b/>
-                <w:sz w:val="19"/>
-              </w:rPr>
-              <w:t>車廂新舊</w:t>
-            </w:r>
-            <w:r>
-              <w:rPr>
-                <w:rFonts w:ascii="Microsoft JhengHei" w:hAnsi="Microsoft JhengHei" w:eastAsia="Microsoft JhengHei"/>
-                <w:sz w:val="19"/>
-              </w:rPr>
-            </w:r>
-          </w:p>
-        </w:tc>
-        <w:tc>
-          <w:tcPr>
-            <w:tcW w:type="dxa" w:w="3024"/>
-            <w:shd w:fill="EBF5FB"/>
-          </w:tcPr>
-          <w:p>
-            <w:r/>
-            <w:r>
-              <w:rPr>
-                <w:rFonts w:ascii="Microsoft JhengHei" w:hAnsi="Microsoft JhengHei" w:eastAsia="Microsoft JhengHei"/>
-                <w:sz w:val="19"/>
-              </w:rPr>
-              <w:t>部分較舊，但持續更新中</w:t>
-            </w:r>
-          </w:p>
-        </w:tc>
-        <w:tc>
-          <w:tcPr>
-            <w:tcW w:type="dxa" w:w="3024"/>
-            <w:shd w:fill="EBF5FB"/>
-          </w:tcPr>
-          <w:p>
-            <w:r/>
-            <w:r>
-              <w:rPr>
-                <w:rFonts w:ascii="Microsoft JhengHei" w:hAnsi="Microsoft JhengHei" w:eastAsia="Microsoft JhengHei"/>
-                <w:sz w:val="19"/>
-              </w:rPr>
-              <w:t>全車較新、設計感強</w:t>
             </w:r>
           </w:p>
         </w:tc>
@@ -1549,7 +1426,7 @@
                 <w:rFonts w:ascii="Microsoft JhengHei" w:hAnsi="Microsoft JhengHei" w:eastAsia="Microsoft JhengHei"/>
                 <w:sz w:val="19"/>
               </w:rPr>
-              <w:t>Super Economy 不退不改；Economy 可退 60%</w:t>
+              <w:t>Super Economy 不可退、不可改</w:t>
             </w:r>
           </w:p>
         </w:tc>
@@ -1564,7 +1441,7 @@
                 <w:rFonts w:ascii="Microsoft JhengHei" w:hAnsi="Microsoft JhengHei" w:eastAsia="Microsoft JhengHei"/>
                 <w:sz w:val="19"/>
               </w:rPr>
-              <w:t>Low Cost 不退不改；Economy 可退</w:t>
+              <w:t>Low Cost 可在出發前 72 小時前改期，扣票價 60% + 加價差；不可退</w:t>
             </w:r>
           </w:p>
         </w:tc>
@@ -1589,7 +1466,7 @@
                 <w:b/>
                 <w:sz w:val="19"/>
               </w:rPr>
-              <w:t>退改政策（標準）</w:t>
+              <w:t>退改政策（中階）</w:t>
             </w:r>
             <w:r>
               <w:rPr>
@@ -1611,7 +1488,7 @@
                 <w:rFonts w:ascii="Microsoft JhengHei" w:hAnsi="Microsoft JhengHei" w:eastAsia="Microsoft JhengHei"/>
                 <w:sz w:val="19"/>
               </w:rPr>
-              <w:t>Base 可退改，手續費低</w:t>
+              <w:t>Economy 一般不可退（除非加購 tiRimborso，退款扣 10%）；可改但補 Base 價差</w:t>
             </w:r>
           </w:p>
         </w:tc>
@@ -1627,7 +1504,7 @@
                 <w:rFonts w:ascii="Microsoft JhengHei" w:hAnsi="Microsoft JhengHei" w:eastAsia="Microsoft JhengHei"/>
                 <w:sz w:val="19"/>
               </w:rPr>
-              <w:t>Flex 可退改</w:t>
+              <w:t>Economy 可改（加 20% + 價差）；取消退 40%</w:t>
             </w:r>
           </w:p>
         </w:tc>
@@ -1651,7 +1528,7 @@
                 <w:b/>
                 <w:sz w:val="19"/>
               </w:rPr>
-              <w:t>App 品質</w:t>
+              <w:t>退改政策（彈性）</w:t>
             </w:r>
             <w:r>
               <w:rPr>
@@ -1672,7 +1549,7 @@
                 <w:rFonts w:ascii="Microsoft JhengHei" w:hAnsi="Microsoft JhengHei" w:eastAsia="Microsoft JhengHei"/>
                 <w:sz w:val="19"/>
               </w:rPr>
-              <w:t>功能完整但介面稍舊</w:t>
+              <w:t>Base 可改；出發前退票扣 20%，出發後不退</w:t>
             </w:r>
           </w:p>
         </w:tc>
@@ -1687,7 +1564,7 @@
                 <w:rFonts w:ascii="Microsoft JhengHei" w:hAnsi="Microsoft JhengHei" w:eastAsia="Microsoft JhengHei"/>
                 <w:sz w:val="19"/>
               </w:rPr>
-              <w:t>介面流暢、體驗好</w:t>
+              <w:t>Flex 取消退 80%</w:t>
             </w:r>
           </w:p>
         </w:tc>
@@ -2312,12 +2189,20 @@
       </w:r>
     </w:p>
     <w:p>
-      <w:pPr/>
+      <w:pPr>
+        <w:ind w:left="283"/>
+        <w:pBdr>
+          <w:left w:val="single" w:sz="12" w:space="4" w:color="2E86C1"/>
+        </w:pBdr>
+        <w:shd w:fill="EBF5FB"/>
+      </w:pPr>
       <w:r>
         <w:rPr>
           <w:rFonts w:ascii="Microsoft JhengHei" w:hAnsi="Microsoft JhengHei" w:eastAsia="Microsoft JhengHei"/>
+          <w:color w:val="5D6D7E"/>
+          <w:sz w:val="21"/>
         </w:rPr>
-        <w:t>以下為常見時刻的參考，實際班次請訂票時確認：</w:t>
+        <w:t>⚠ 實際班次與時刻以官網查詢 2026/6/21 結果為準。以下為查詢方向：</w:t>
       </w:r>
     </w:p>
     <w:tbl>
@@ -2352,7 +2237,7 @@
                 <w:color w:val="FFFFFF"/>
                 <w:sz w:val="20"/>
               </w:rPr>
-              <w:t>出發時間</w:t>
+              <w:t>優先順序</w:t>
             </w:r>
           </w:p>
         </w:tc>
@@ -2373,7 +2258,28 @@
                 <w:color w:val="FFFFFF"/>
                 <w:sz w:val="20"/>
               </w:rPr>
-              <w:t>抵達時間</w:t>
+              <w:t>預估出發</w:t>
+            </w:r>
+          </w:p>
+        </w:tc>
+        <w:tc>
+          <w:tcPr>
+            <w:tcW w:type="dxa" w:w="1814"/>
+            <w:shd w:fill="1B4F72"/>
+          </w:tcPr>
+          <w:p>
+            <w:pPr>
+              <w:jc w:val="center"/>
+            </w:pPr>
+            <w:r/>
+            <w:r>
+              <w:rPr>
+                <w:rFonts w:ascii="Microsoft JhengHei" w:hAnsi="Microsoft JhengHei" w:eastAsia="Microsoft JhengHei"/>
+                <w:b/>
+                <w:color w:val="FFFFFF"/>
+                <w:sz w:val="20"/>
+              </w:rPr>
+              <w:t>預估抵達</w:t>
             </w:r>
           </w:p>
         </w:tc>
@@ -2415,28 +2321,7 @@
                 <w:color w:val="FFFFFF"/>
                 <w:sz w:val="20"/>
               </w:rPr>
-              <w:t>票價估算/人 (EUR)</w:t>
-            </w:r>
-          </w:p>
-        </w:tc>
-        <w:tc>
-          <w:tcPr>
-            <w:tcW w:type="dxa" w:w="1814"/>
-            <w:shd w:fill="1B4F72"/>
-          </w:tcPr>
-          <w:p>
-            <w:pPr>
-              <w:jc w:val="center"/>
-            </w:pPr>
-            <w:r/>
-            <w:r>
-              <w:rPr>
-                <w:rFonts w:ascii="Microsoft JhengHei" w:hAnsi="Microsoft JhengHei" w:eastAsia="Microsoft JhengHei"/>
-                <w:b/>
-                <w:color w:val="FFFFFF"/>
-                <w:sz w:val="20"/>
-              </w:rPr>
-              <w:t>推薦程度</w:t>
+              <w:t>備註</w:t>
             </w:r>
           </w:p>
         </w:tc>
@@ -2460,7 +2345,7 @@
                 <w:b/>
                 <w:sz w:val="19"/>
               </w:rPr>
-              <w:t>10:30</w:t>
+              <w:t>首選</w:t>
             </w:r>
             <w:r>
               <w:rPr>
@@ -2481,7 +2366,181 @@
                 <w:rFonts w:ascii="Microsoft JhengHei" w:hAnsi="Microsoft JhengHei" w:eastAsia="Microsoft JhengHei"/>
                 <w:sz w:val="19"/>
               </w:rPr>
-              <w:t>12:25</w:t>
+              <w:t>~10:55</w:t>
+            </w:r>
+          </w:p>
+        </w:tc>
+        <w:tc>
+          <w:tcPr>
+            <w:tcW w:type="dxa" w:w="1814"/>
+          </w:tcPr>
+          <w:p>
+            <w:r/>
+            <w:r>
+              <w:rPr>
+                <w:rFonts w:ascii="Microsoft JhengHei" w:hAnsi="Microsoft JhengHei" w:eastAsia="Microsoft JhengHei"/>
+                <w:sz w:val="19"/>
+              </w:rPr>
+              <w:t>~12:50</w:t>
+            </w:r>
+          </w:p>
+        </w:tc>
+        <w:tc>
+          <w:tcPr>
+            <w:tcW w:type="dxa" w:w="1814"/>
+          </w:tcPr>
+          <w:p>
+            <w:r/>
+            <w:r>
+              <w:rPr>
+                <w:rFonts w:ascii="Microsoft JhengHei" w:hAnsi="Microsoft JhengHei" w:eastAsia="Microsoft JhengHei"/>
+                <w:sz w:val="19"/>
+              </w:rPr>
+              <w:t>Frecciarossa 直達 Milano Centrale</w:t>
+            </w:r>
+          </w:p>
+        </w:tc>
+        <w:tc>
+          <w:tcPr>
+            <w:tcW w:type="dxa" w:w="1814"/>
+          </w:tcPr>
+          <w:p>
+            <w:r/>
+            <w:r>
+              <w:rPr>
+                <w:rFonts w:ascii="Microsoft JhengHei" w:hAnsi="Microsoft JhengHei" w:eastAsia="Microsoft JhengHei"/>
+                <w:sz w:val="19"/>
+              </w:rPr>
+              <w:t>與行程最吻合</w:t>
+            </w:r>
+          </w:p>
+        </w:tc>
+      </w:tr>
+      <w:tr>
+        <w:tc>
+          <w:tcPr>
+            <w:tcW w:type="dxa" w:w="1814"/>
+            <w:shd w:fill="EBF5FB"/>
+          </w:tcPr>
+          <w:p>
+            <w:r/>
+            <w:r>
+              <w:rPr>
+                <w:rFonts w:ascii="Microsoft JhengHei" w:hAnsi="Microsoft JhengHei" w:eastAsia="Microsoft JhengHei"/>
+                <w:sz w:val="19"/>
+              </w:rPr>
+              <w:t>替代</w:t>
+            </w:r>
+          </w:p>
+        </w:tc>
+        <w:tc>
+          <w:tcPr>
+            <w:tcW w:type="dxa" w:w="1814"/>
+            <w:shd w:fill="EBF5FB"/>
+          </w:tcPr>
+          <w:p>
+            <w:r/>
+            <w:r>
+              <w:rPr>
+                <w:rFonts w:ascii="Microsoft JhengHei" w:hAnsi="Microsoft JhengHei" w:eastAsia="Microsoft JhengHei"/>
+                <w:sz w:val="19"/>
+              </w:rPr>
+              <w:t>~11:25</w:t>
+            </w:r>
+          </w:p>
+        </w:tc>
+        <w:tc>
+          <w:tcPr>
+            <w:tcW w:type="dxa" w:w="1814"/>
+            <w:shd w:fill="EBF5FB"/>
+          </w:tcPr>
+          <w:p>
+            <w:r/>
+            <w:r>
+              <w:rPr>
+                <w:rFonts w:ascii="Microsoft JhengHei" w:hAnsi="Microsoft JhengHei" w:eastAsia="Microsoft JhengHei"/>
+                <w:sz w:val="19"/>
+              </w:rPr>
+              <w:t>~13:20</w:t>
+            </w:r>
+          </w:p>
+        </w:tc>
+        <w:tc>
+          <w:tcPr>
+            <w:tcW w:type="dxa" w:w="1814"/>
+            <w:shd w:fill="EBF5FB"/>
+          </w:tcPr>
+          <w:p>
+            <w:r/>
+            <w:r>
+              <w:rPr>
+                <w:rFonts w:ascii="Microsoft JhengHei" w:hAnsi="Microsoft JhengHei" w:eastAsia="Microsoft JhengHei"/>
+                <w:sz w:val="19"/>
+              </w:rPr>
+              <w:t>Italo 直達 Milano Centrale</w:t>
+            </w:r>
+          </w:p>
+        </w:tc>
+        <w:tc>
+          <w:tcPr>
+            <w:tcW w:type="dxa" w:w="1814"/>
+            <w:shd w:fill="EBF5FB"/>
+          </w:tcPr>
+          <w:p>
+            <w:r/>
+            <w:r>
+              <w:rPr>
+                <w:rFonts w:ascii="Microsoft JhengHei" w:hAnsi="Microsoft JhengHei" w:eastAsia="Microsoft JhengHei"/>
+                <w:sz w:val="19"/>
+              </w:rPr>
+              <w:t>抵達稍晚</w:t>
+            </w:r>
+          </w:p>
+        </w:tc>
+      </w:tr>
+      <w:tr>
+        <w:tc>
+          <w:tcPr>
+            <w:tcW w:type="dxa" w:w="1814"/>
+          </w:tcPr>
+          <w:p>
+            <w:r/>
+            <w:r>
+              <w:rPr>
+                <w:rFonts w:ascii="Microsoft JhengHei" w:hAnsi="Microsoft JhengHei" w:eastAsia="Microsoft JhengHei"/>
+                <w:sz w:val="19"/>
+              </w:rPr>
+              <w:t>備案</w:t>
+            </w:r>
+          </w:p>
+        </w:tc>
+        <w:tc>
+          <w:tcPr>
+            <w:tcW w:type="dxa" w:w="1814"/>
+          </w:tcPr>
+          <w:p>
+            <w:r/>
+            <w:r>
+              <w:rPr>
+                <w:rFonts w:ascii="Microsoft JhengHei" w:hAnsi="Microsoft JhengHei" w:eastAsia="Microsoft JhengHei"/>
+                <w:sz w:val="19"/>
+              </w:rPr>
+              <w:t>~11:55</w:t>
+            </w:r>
+          </w:p>
+        </w:tc>
+        <w:tc>
+          <w:tcPr>
+            <w:tcW w:type="dxa" w:w="1814"/>
+          </w:tcPr>
+          <w:p>
+            <w:r/>
+            <w:r>
+              <w:rPr>
+                <w:rFonts w:ascii="Microsoft JhengHei" w:hAnsi="Microsoft JhengHei" w:eastAsia="Microsoft JhengHei"/>
+                <w:sz w:val="19"/>
+              </w:rPr>
+              <w:t>~13:50</w:t>
             </w:r>
           </w:p>
         </w:tc>
@@ -2511,393 +2570,7 @@
                 <w:rFonts w:ascii="Microsoft JhengHei" w:hAnsi="Microsoft JhengHei" w:eastAsia="Microsoft JhengHei"/>
                 <w:sz w:val="19"/>
               </w:rPr>
-              <w:t>25~50</w:t>
-            </w:r>
-          </w:p>
-        </w:tc>
-        <w:tc>
-          <w:tcPr>
-            <w:tcW w:type="dxa" w:w="1814"/>
-          </w:tcPr>
-          <w:p>
-            <w:r/>
-            <w:r>
-              <w:rPr>
-                <w:rFonts w:ascii="Microsoft JhengHei" w:hAnsi="Microsoft JhengHei" w:eastAsia="Microsoft JhengHei"/>
-                <w:sz w:val="19"/>
-              </w:rPr>
-              <w:t>時間偏早，行李需先安排</w:t>
-            </w:r>
-          </w:p>
-        </w:tc>
-      </w:tr>
-      <w:tr>
-        <w:tc>
-          <w:tcPr>
-            <w:tcW w:type="dxa" w:w="1814"/>
-            <w:shd w:fill="EBF5FB"/>
-          </w:tcPr>
-          <w:p>
-            <w:r/>
-            <w:r>
-              <w:rPr>
-                <w:rFonts w:ascii="Microsoft JhengHei" w:hAnsi="Microsoft JhengHei" w:eastAsia="Microsoft JhengHei"/>
-                <w:sz w:val="19"/>
-              </w:rPr>
-            </w:r>
-            <w:r>
-              <w:rPr>
-                <w:rFonts w:ascii="Microsoft JhengHei" w:hAnsi="Microsoft JhengHei" w:eastAsia="Microsoft JhengHei"/>
-                <w:b/>
-                <w:sz w:val="19"/>
-              </w:rPr>
-              <w:t>11:00</w:t>
-            </w:r>
-            <w:r>
-              <w:rPr>
-                <w:rFonts w:ascii="Microsoft JhengHei" w:hAnsi="Microsoft JhengHei" w:eastAsia="Microsoft JhengHei"/>
-                <w:sz w:val="19"/>
-              </w:rPr>
-            </w:r>
-          </w:p>
-        </w:tc>
-        <w:tc>
-          <w:tcPr>
-            <w:tcW w:type="dxa" w:w="1814"/>
-            <w:shd w:fill="EBF5FB"/>
-          </w:tcPr>
-          <w:p>
-            <w:r/>
-            <w:r>
-              <w:rPr>
-                <w:rFonts w:ascii="Microsoft JhengHei" w:hAnsi="Microsoft JhengHei" w:eastAsia="Microsoft JhengHei"/>
-                <w:sz w:val="19"/>
-              </w:rPr>
-              <w:t>12:45</w:t>
-            </w:r>
-          </w:p>
-        </w:tc>
-        <w:tc>
-          <w:tcPr>
-            <w:tcW w:type="dxa" w:w="1814"/>
-            <w:shd w:fill="EBF5FB"/>
-          </w:tcPr>
-          <w:p>
-            <w:r/>
-            <w:r>
-              <w:rPr>
-                <w:rFonts w:ascii="Microsoft JhengHei" w:hAnsi="Microsoft JhengHei" w:eastAsia="Microsoft JhengHei"/>
-                <w:sz w:val="19"/>
-              </w:rPr>
-              <w:t>Frecciarossa</w:t>
-            </w:r>
-          </w:p>
-        </w:tc>
-        <w:tc>
-          <w:tcPr>
-            <w:tcW w:type="dxa" w:w="1814"/>
-            <w:shd w:fill="EBF5FB"/>
-          </w:tcPr>
-          <w:p>
-            <w:r/>
-            <w:r>
-              <w:rPr>
-                <w:rFonts w:ascii="Microsoft JhengHei" w:hAnsi="Microsoft JhengHei" w:eastAsia="Microsoft JhengHei"/>
-                <w:sz w:val="19"/>
-              </w:rPr>
-              <w:t>25~50</w:t>
-            </w:r>
-          </w:p>
-        </w:tc>
-        <w:tc>
-          <w:tcPr>
-            <w:tcW w:type="dxa" w:w="1814"/>
-            <w:shd w:fill="EBF5FB"/>
-          </w:tcPr>
-          <w:p>
-            <w:r/>
-            <w:r>
-              <w:rPr>
-                <w:rFonts w:ascii="Microsoft JhengHei" w:hAnsi="Microsoft JhengHei" w:eastAsia="Microsoft JhengHei"/>
-                <w:sz w:val="19"/>
-              </w:rPr>
-            </w:r>
-            <w:r>
-              <w:rPr>
-                <w:rFonts w:ascii="Microsoft JhengHei" w:hAnsi="Microsoft JhengHei" w:eastAsia="Microsoft JhengHei"/>
-                <w:b/>
-                <w:sz w:val="19"/>
-              </w:rPr>
-              <w:t>首選</w:t>
-            </w:r>
-            <w:r>
-              <w:rPr>
-                <w:rFonts w:ascii="Microsoft JhengHei" w:hAnsi="Microsoft JhengHei" w:eastAsia="Microsoft JhengHei"/>
-                <w:sz w:val="19"/>
-              </w:rPr>
-              <w:t xml:space="preserve"> — 與行程最吻合</w:t>
-            </w:r>
-          </w:p>
-        </w:tc>
-      </w:tr>
-      <w:tr>
-        <w:tc>
-          <w:tcPr>
-            <w:tcW w:type="dxa" w:w="1814"/>
-          </w:tcPr>
-          <w:p>
-            <w:r/>
-            <w:r>
-              <w:rPr>
-                <w:rFonts w:ascii="Microsoft JhengHei" w:hAnsi="Microsoft JhengHei" w:eastAsia="Microsoft JhengHei"/>
-                <w:sz w:val="19"/>
-              </w:rPr>
-            </w:r>
-            <w:r>
-              <w:rPr>
-                <w:rFonts w:ascii="Microsoft JhengHei" w:hAnsi="Microsoft JhengHei" w:eastAsia="Microsoft JhengHei"/>
-                <w:b/>
-                <w:sz w:val="19"/>
-              </w:rPr>
-              <w:t>11:10</w:t>
-            </w:r>
-            <w:r>
-              <w:rPr>
-                <w:rFonts w:ascii="Microsoft JhengHei" w:hAnsi="Microsoft JhengHei" w:eastAsia="Microsoft JhengHei"/>
-                <w:sz w:val="19"/>
-              </w:rPr>
-            </w:r>
-          </w:p>
-        </w:tc>
-        <w:tc>
-          <w:tcPr>
-            <w:tcW w:type="dxa" w:w="1814"/>
-          </w:tcPr>
-          <w:p>
-            <w:r/>
-            <w:r>
-              <w:rPr>
-                <w:rFonts w:ascii="Microsoft JhengHei" w:hAnsi="Microsoft JhengHei" w:eastAsia="Microsoft JhengHei"/>
-                <w:sz w:val="19"/>
-              </w:rPr>
-              <w:t>13:05</w:t>
-            </w:r>
-          </w:p>
-        </w:tc>
-        <w:tc>
-          <w:tcPr>
-            <w:tcW w:type="dxa" w:w="1814"/>
-          </w:tcPr>
-          <w:p>
-            <w:r/>
-            <w:r>
-              <w:rPr>
-                <w:rFonts w:ascii="Microsoft JhengHei" w:hAnsi="Microsoft JhengHei" w:eastAsia="Microsoft JhengHei"/>
-                <w:sz w:val="19"/>
-              </w:rPr>
-              <w:t>Italo</w:t>
-            </w:r>
-          </w:p>
-        </w:tc>
-        <w:tc>
-          <w:tcPr>
-            <w:tcW w:type="dxa" w:w="1814"/>
-          </w:tcPr>
-          <w:p>
-            <w:r/>
-            <w:r>
-              <w:rPr>
-                <w:rFonts w:ascii="Microsoft JhengHei" w:hAnsi="Microsoft JhengHei" w:eastAsia="Microsoft JhengHei"/>
-                <w:sz w:val="19"/>
-              </w:rPr>
-              <w:t>25~50</w:t>
-            </w:r>
-          </w:p>
-        </w:tc>
-        <w:tc>
-          <w:tcPr>
-            <w:tcW w:type="dxa" w:w="1814"/>
-          </w:tcPr>
-          <w:p>
-            <w:r/>
-            <w:r>
-              <w:rPr>
-                <w:rFonts w:ascii="Microsoft JhengHei" w:hAnsi="Microsoft JhengHei" w:eastAsia="Microsoft JhengHei"/>
-                <w:sz w:val="19"/>
-              </w:rPr>
-              <w:t>替代方案</w:t>
-            </w:r>
-          </w:p>
-        </w:tc>
-      </w:tr>
-      <w:tr>
-        <w:tc>
-          <w:tcPr>
-            <w:tcW w:type="dxa" w:w="1814"/>
-            <w:shd w:fill="EBF5FB"/>
-          </w:tcPr>
-          <w:p>
-            <w:r/>
-            <w:r>
-              <w:rPr>
-                <w:rFonts w:ascii="Microsoft JhengHei" w:hAnsi="Microsoft JhengHei" w:eastAsia="Microsoft JhengHei"/>
-                <w:sz w:val="19"/>
-              </w:rPr>
-            </w:r>
-            <w:r>
-              <w:rPr>
-                <w:rFonts w:ascii="Microsoft JhengHei" w:hAnsi="Microsoft JhengHei" w:eastAsia="Microsoft JhengHei"/>
-                <w:b/>
-                <w:sz w:val="19"/>
-              </w:rPr>
-              <w:t>11:30</w:t>
-            </w:r>
-            <w:r>
-              <w:rPr>
-                <w:rFonts w:ascii="Microsoft JhengHei" w:hAnsi="Microsoft JhengHei" w:eastAsia="Microsoft JhengHei"/>
-                <w:sz w:val="19"/>
-              </w:rPr>
-            </w:r>
-          </w:p>
-        </w:tc>
-        <w:tc>
-          <w:tcPr>
-            <w:tcW w:type="dxa" w:w="1814"/>
-            <w:shd w:fill="EBF5FB"/>
-          </w:tcPr>
-          <w:p>
-            <w:r/>
-            <w:r>
-              <w:rPr>
-                <w:rFonts w:ascii="Microsoft JhengHei" w:hAnsi="Microsoft JhengHei" w:eastAsia="Microsoft JhengHei"/>
-                <w:sz w:val="19"/>
-              </w:rPr>
-              <w:t>13:15</w:t>
-            </w:r>
-          </w:p>
-        </w:tc>
-        <w:tc>
-          <w:tcPr>
-            <w:tcW w:type="dxa" w:w="1814"/>
-            <w:shd w:fill="EBF5FB"/>
-          </w:tcPr>
-          <w:p>
-            <w:r/>
-            <w:r>
-              <w:rPr>
-                <w:rFonts w:ascii="Microsoft JhengHei" w:hAnsi="Microsoft JhengHei" w:eastAsia="Microsoft JhengHei"/>
-                <w:sz w:val="19"/>
-              </w:rPr>
-              <w:t>Frecciarossa</w:t>
-            </w:r>
-          </w:p>
-        </w:tc>
-        <w:tc>
-          <w:tcPr>
-            <w:tcW w:type="dxa" w:w="1814"/>
-            <w:shd w:fill="EBF5FB"/>
-          </w:tcPr>
-          <w:p>
-            <w:r/>
-            <w:r>
-              <w:rPr>
-                <w:rFonts w:ascii="Microsoft JhengHei" w:hAnsi="Microsoft JhengHei" w:eastAsia="Microsoft JhengHei"/>
-                <w:sz w:val="19"/>
-              </w:rPr>
-              <w:t>25~50</w:t>
-            </w:r>
-          </w:p>
-        </w:tc>
-        <w:tc>
-          <w:tcPr>
-            <w:tcW w:type="dxa" w:w="1814"/>
-            <w:shd w:fill="EBF5FB"/>
-          </w:tcPr>
-          <w:p>
-            <w:r/>
-            <w:r>
-              <w:rPr>
-                <w:rFonts w:ascii="Microsoft JhengHei" w:hAnsi="Microsoft JhengHei" w:eastAsia="Microsoft JhengHei"/>
-                <w:sz w:val="19"/>
-              </w:rPr>
-              <w:t>安全備案</w:t>
-            </w:r>
-          </w:p>
-        </w:tc>
-      </w:tr>
-      <w:tr>
-        <w:tc>
-          <w:tcPr>
-            <w:tcW w:type="dxa" w:w="1814"/>
-          </w:tcPr>
-          <w:p>
-            <w:r/>
-            <w:r>
-              <w:rPr>
-                <w:rFonts w:ascii="Microsoft JhengHei" w:hAnsi="Microsoft JhengHei" w:eastAsia="Microsoft JhengHei"/>
-                <w:sz w:val="19"/>
-              </w:rPr>
-              <w:t>12:00</w:t>
-            </w:r>
-          </w:p>
-        </w:tc>
-        <w:tc>
-          <w:tcPr>
-            <w:tcW w:type="dxa" w:w="1814"/>
-          </w:tcPr>
-          <w:p>
-            <w:r/>
-            <w:r>
-              <w:rPr>
-                <w:rFonts w:ascii="Microsoft JhengHei" w:hAnsi="Microsoft JhengHei" w:eastAsia="Microsoft JhengHei"/>
-                <w:sz w:val="19"/>
-              </w:rPr>
-              <w:t>13:45</w:t>
-            </w:r>
-          </w:p>
-        </w:tc>
-        <w:tc>
-          <w:tcPr>
-            <w:tcW w:type="dxa" w:w="1814"/>
-          </w:tcPr>
-          <w:p>
-            <w:r/>
-            <w:r>
-              <w:rPr>
-                <w:rFonts w:ascii="Microsoft JhengHei" w:hAnsi="Microsoft JhengHei" w:eastAsia="Microsoft JhengHei"/>
-                <w:sz w:val="19"/>
-              </w:rPr>
-              <w:t>Frecciarossa</w:t>
-            </w:r>
-          </w:p>
-        </w:tc>
-        <w:tc>
-          <w:tcPr>
-            <w:tcW w:type="dxa" w:w="1814"/>
-          </w:tcPr>
-          <w:p>
-            <w:r/>
-            <w:r>
-              <w:rPr>
-                <w:rFonts w:ascii="Microsoft JhengHei" w:hAnsi="Microsoft JhengHei" w:eastAsia="Microsoft JhengHei"/>
-                <w:sz w:val="19"/>
-              </w:rPr>
-              <w:t>25~50</w:t>
-            </w:r>
-          </w:p>
-        </w:tc>
-        <w:tc>
-          <w:tcPr>
-            <w:tcW w:type="dxa" w:w="1814"/>
-          </w:tcPr>
-          <w:p>
-            <w:r/>
-            <w:r>
-              <w:rPr>
-                <w:rFonts w:ascii="Microsoft JhengHei" w:hAnsi="Microsoft JhengHei" w:eastAsia="Microsoft JhengHei"/>
-                <w:sz w:val="19"/>
-              </w:rPr>
-              <w:t>較晚出發，壓縮米蘭下午時間</w:t>
+              <w:t>較晚出發</w:t>
             </w:r>
           </w:p>
         </w:tc>
@@ -2909,7 +2582,7 @@
         <w:pStyle w:val="Heading3"/>
       </w:pPr>
       <w:r>
-        <w:t>強烈建議：選 11:00 出發的班次</w:t>
+        <w:t>強烈建議：抓 11:00 前後出發的班次</w:t>
       </w:r>
     </w:p>
     <w:p>
@@ -2942,7 +2615,7 @@
           <w:rFonts w:ascii="Microsoft JhengHei" w:hAnsi="Microsoft JhengHei" w:eastAsia="Microsoft JhengHei"/>
           <w:sz w:val="21"/>
         </w:rPr>
-        <w:t>• 10:00 退房 → 10:15 計程車到車站 → 預留 45 分鐘找月台、安頓行李</w:t>
+        <w:t>• 10:00 退房 → 10:15 計程車到車站 → 預留 40 分鐘過閘門、找月台、安頓行李</w:t>
       </w:r>
     </w:p>
     <w:p>
@@ -2954,7 +2627,7 @@
           <w:rFonts w:ascii="Microsoft JhengHei" w:hAnsi="Microsoft JhengHei" w:eastAsia="Microsoft JhengHei"/>
           <w:sz w:val="21"/>
         </w:rPr>
-        <w:t>• 11:00 出發 → 12:45 抵達 Milano Centrale</w:t>
+        <w:t>• ~10:55 出發 → ~12:50 抵達 Milano Centrale</w:t>
       </w:r>
     </w:p>
     <w:p>
@@ -2966,19 +2639,7 @@
           <w:rFonts w:ascii="Microsoft JhengHei" w:hAnsi="Microsoft JhengHei" w:eastAsia="Microsoft JhengHei"/>
           <w:sz w:val="21"/>
         </w:rPr>
-        <w:t>• 13:15 到米蘭住宿放行李 → 14:00 開始下午行程（米蘭大教堂、拱廊）</w:t>
-      </w:r>
-    </w:p>
-    <w:p>
-      <w:pPr>
-        <w:ind w:left="454" w:hanging="227"/>
-      </w:pPr>
-      <w:r>
-        <w:rPr>
-          <w:rFonts w:ascii="Microsoft JhengHei" w:hAnsi="Microsoft JhengHei" w:eastAsia="Microsoft JhengHei"/>
-          <w:sz w:val="21"/>
-        </w:rPr>
-        <w:t>• 時間剛好，不急不趕</w:t>
+        <w:t>• ~13:20 到米蘭住宿放行李 → 14:00 開始下午行程（米蘭大教堂、拱廊）</w:t>
       </w:r>
     </w:p>
     <w:p>
@@ -2993,7 +2654,7 @@
           <w:rFonts w:ascii="Microsoft JhengHei" w:hAnsi="Microsoft JhengHei" w:eastAsia="Microsoft JhengHei"/>
           <w:b/>
         </w:rPr>
-        <w:t>票種建議</w:t>
+        <w:t>票種建議（依距出發日剩約 5~6 週調整）</w:t>
       </w:r>
       <w:r>
         <w:rPr>
@@ -3011,7 +2672,7 @@
           <w:rFonts w:ascii="Microsoft JhengHei" w:hAnsi="Microsoft JhengHei" w:eastAsia="Microsoft JhengHei"/>
           <w:sz w:val="21"/>
         </w:rPr>
-        <w:t>• 如果現在就訂（距出發還有 3 個月），</w:t>
+        <w:t>• 距出發已不到 6 週，</w:t>
       </w:r>
       <w:r>
         <w:rPr>
@@ -3019,14 +2680,14 @@
           <w:b/>
           <w:sz w:val="21"/>
         </w:rPr>
-        <w:t>早鳥票（Super Economy / Low Cost）</w:t>
+        <w:t>早鳥票（Super Economy / Low Cost）可能已售完</w:t>
       </w:r>
       <w:r>
         <w:rPr>
           <w:rFonts w:ascii="Microsoft JhengHei" w:hAnsi="Microsoft JhengHei" w:eastAsia="Microsoft JhengHei"/>
           <w:sz w:val="21"/>
         </w:rPr>
-        <w:t xml:space="preserve"> 很可能買到 EUR 19.9~29.9/人</w:t>
+        <w:t>，需立即上官網查價</w:t>
       </w:r>
     </w:p>
     <w:p>
@@ -3038,7 +2699,7 @@
           <w:rFonts w:ascii="Microsoft JhengHei" w:hAnsi="Microsoft JhengHei" w:eastAsia="Microsoft JhengHei"/>
           <w:sz w:val="21"/>
         </w:rPr>
-        <w:t>• 5 人 x EUR 25/人 = EUR 125（TWD 4,588）— 非常划算</w:t>
+        <w:t>• 若仍有 EUR 25~35/人 的價位，建議立刻下手</w:t>
       </w:r>
     </w:p>
     <w:p>
@@ -3050,22 +2711,19 @@
           <w:rFonts w:ascii="Microsoft JhengHei" w:hAnsi="Microsoft JhengHei" w:eastAsia="Microsoft JhengHei"/>
           <w:sz w:val="21"/>
         </w:rPr>
-        <w:t xml:space="preserve">• 如果擔心行程有變（例如前一天太累想晚出發），買 </w:t>
+        <w:t>• 若早鳥已售完，考慮 Italo Economy 或 Trenitalia Base（彈性較大，價差不一定很多）</w:t>
       </w:r>
-      <w:r>
-        <w:rPr>
-          <w:rFonts w:ascii="Microsoft JhengHei" w:hAnsi="Microsoft JhengHei" w:eastAsia="Microsoft JhengHei"/>
-          <w:b/>
-          <w:sz w:val="21"/>
-        </w:rPr>
-        <w:t>Economy 票</w:t>
-      </w:r>
+    </w:p>
+    <w:p>
+      <w:pPr>
+        <w:ind w:left="454" w:hanging="227"/>
+      </w:pPr>
       <w:r>
         <w:rPr>
           <w:rFonts w:ascii="Microsoft JhengHei" w:hAnsi="Microsoft JhengHei" w:eastAsia="Microsoft JhengHei"/>
           <w:sz w:val="21"/>
         </w:rPr>
-        <w:t>（可退 60%）比較保險</w:t>
+        <w:t>• ⚠ 注意 Super Economy 完全不可退改、Low Cost 不退、改期須扣 60%</w:t>
       </w:r>
     </w:p>
     <w:p>
@@ -3153,7 +2811,21 @@
           <w:rFonts w:ascii="Microsoft JhengHei" w:hAnsi="Microsoft JhengHei" w:eastAsia="Microsoft JhengHei"/>
           <w:sz w:val="21"/>
         </w:rPr>
-        <w:t>：最低價，不退不改</w:t>
+        <w:t>：最低價，</w:t>
+      </w:r>
+      <w:r>
+        <w:rPr>
+          <w:rFonts w:ascii="Microsoft JhengHei" w:hAnsi="Microsoft JhengHei" w:eastAsia="Microsoft JhengHei"/>
+          <w:b/>
+          <w:sz w:val="21"/>
+        </w:rPr>
+        <w:t>不可退、不可改</w:t>
+      </w:r>
+      <w:r>
+        <w:rPr>
+          <w:rFonts w:ascii="Microsoft JhengHei" w:hAnsi="Microsoft JhengHei" w:eastAsia="Microsoft JhengHei"/>
+          <w:sz w:val="21"/>
+        </w:rPr>
       </w:r>
     </w:p>
     <w:p>
@@ -3180,7 +2852,7 @@
           <w:rFonts w:ascii="Microsoft JhengHei" w:hAnsi="Microsoft JhengHei" w:eastAsia="Microsoft JhengHei"/>
           <w:sz w:val="21"/>
         </w:rPr>
-        <w:t>：稍貴，可退 60%，可改（加價差）</w:t>
+        <w:t>：可改（補 Base 價差）；一般不可退，除非加購 tiRimborso 才可退（扣 10%）</w:t>
       </w:r>
     </w:p>
     <w:p>
@@ -3207,7 +2879,7 @@
           <w:rFonts w:ascii="Microsoft JhengHei" w:hAnsi="Microsoft JhengHei" w:eastAsia="Microsoft JhengHei"/>
           <w:sz w:val="21"/>
         </w:rPr>
-        <w:t>：原價，完全可退改</w:t>
+        <w:t>：可改；出發前退票扣 20%，出發後不可退</w:t>
       </w:r>
     </w:p>
     <w:p>
@@ -3327,7 +2999,22 @@
           <w:rFonts w:ascii="Microsoft JhengHei" w:hAnsi="Microsoft JhengHei" w:eastAsia="Microsoft JhengHei"/>
           <w:sz w:val="21"/>
         </w:rPr>
-        <w:t>：最低價，不退不改</w:t>
+        <w:t>：最低價，</w:t>
+      </w:r>
+      <w:r>
+        <w:rPr>
+          <w:rFonts w:ascii="Microsoft JhengHei" w:hAnsi="Microsoft JhengHei" w:eastAsia="Microsoft JhengHei"/>
+          <w:b/>
+          <w:sz w:val="21"/>
+        </w:rPr>
+        <w:t>不可退</w:t>
+      </w:r>
+      <w:r>
+        <w:rPr>
+          <w:rFonts w:ascii="Microsoft JhengHei" w:hAnsi="Microsoft JhengHei" w:eastAsia="Microsoft JhengHei"/>
+          <w:sz w:val="21"/>
+        </w:rPr>
+        <w:t>；可在出發前 72 小時前改期，扣票價 60% + 加價差</w:t>
       </w:r>
     </w:p>
     <w:p>
@@ -3354,7 +3041,7 @@
           <w:rFonts w:ascii="Microsoft JhengHei" w:hAnsi="Microsoft JhengHei" w:eastAsia="Microsoft JhengHei"/>
           <w:sz w:val="21"/>
         </w:rPr>
-        <w:t>：可退改</w:t>
+        <w:t>：可改（加 20% + 價差）；取消退 40%</w:t>
       </w:r>
     </w:p>
     <w:p>
@@ -3381,7 +3068,7 @@
           <w:rFonts w:ascii="Microsoft JhengHei" w:hAnsi="Microsoft JhengHei" w:eastAsia="Microsoft JhengHei"/>
           <w:sz w:val="21"/>
         </w:rPr>
-        <w:t>：完全彈性</w:t>
+        <w:t>：彈性最大；取消退 80%</w:t>
       </w:r>
     </w:p>
     <w:p>
@@ -3426,7 +3113,7 @@
           <w:rFonts w:ascii="Microsoft JhengHei" w:hAnsi="Microsoft JhengHei" w:eastAsia="Microsoft JhengHei"/>
           <w:sz w:val="21"/>
         </w:rPr>
-        <w:t>1. 前往 [www.trainline.eu](https://www.trainline.eu)</w:t>
+        <w:t>1. 前往 [www.thetrainline.com](https://www.thetrainline.com)</w:t>
       </w:r>
     </w:p>
     <w:p>
@@ -3505,14 +3192,14 @@
           <w:b/>
           <w:sz w:val="21"/>
         </w:rPr>
-        <w:t>提前 90~120 天訂票最便宜</w:t>
+        <w:t>訂票時機已偏晚</w:t>
       </w:r>
       <w:r>
         <w:rPr>
           <w:rFonts w:ascii="Microsoft JhengHei" w:hAnsi="Microsoft JhengHei" w:eastAsia="Microsoft JhengHei"/>
           <w:sz w:val="21"/>
         </w:rPr>
-        <w:t>：Trenitalia 通常在出發前 4 個月開放訂票，Italo 約 3~4 個月前</w:t>
+        <w:t>：距出發約 5~6 週，Super Economy / Low Cost 低價票多已售完。建議「立刻查價、看到合理價格就下手」，不要再等</w:t>
       </w:r>
     </w:p>
     <w:p>
@@ -3539,7 +3226,7 @@
           <w:rFonts w:ascii="Microsoft JhengHei" w:hAnsi="Microsoft JhengHei" w:eastAsia="Microsoft JhengHei"/>
           <w:sz w:val="21"/>
         </w:rPr>
-        <w:t>：6/21 是週日，班次可能比平日稍少，熱門時段容易客滿，建議盡早訂</w:t>
+        <w:t>：6/21 是週日，班次可能比平日稍少，熱門時段容易客滿</w:t>
       </w:r>
     </w:p>
     <w:p>
@@ -3647,7 +3334,7 @@
           <w:rFonts w:ascii="Microsoft JhengHei" w:hAnsi="Microsoft JhengHei" w:eastAsia="Microsoft JhengHei"/>
           <w:sz w:val="21"/>
         </w:rPr>
-        <w:t>：義大利售票機刷卡可能要求輸入 4 位數 PIN 碼（即信用卡的「預借現金密碼」），出發前務必向銀行確認已設定</w:t>
+        <w:t>：部分義大利售票機可能要求輸入 4 位數信用卡 PIN，出發前向發卡銀行確認海外晶片交易 PIN 已設定</w:t>
       </w:r>
     </w:p>
     <w:p>
@@ -3692,6 +3379,33 @@
           <w:b/>
           <w:sz w:val="21"/>
         </w:rPr>
+        <w:t>進站閘門安檢</w:t>
+      </w:r>
+      <w:r>
+        <w:rPr>
+          <w:rFonts w:ascii="Microsoft JhengHei" w:hAnsi="Microsoft JhengHei" w:eastAsia="Microsoft JhengHei"/>
+          <w:sz w:val="21"/>
+        </w:rPr>
+        <w:t>：Firenze S.M.N. 與 Milano Centrale 月台區均設有透明玻璃閘門，需出示電子票或紙本票供工作人員掃描，非乘客無法進入月台 — 預留閘門排隊時間</w:t>
+      </w:r>
+    </w:p>
+    <w:p>
+      <w:pPr>
+        <w:ind w:left="454" w:hanging="283"/>
+      </w:pPr>
+      <w:r>
+        <w:rPr>
+          <w:rFonts w:ascii="Microsoft JhengHei" w:hAnsi="Microsoft JhengHei" w:eastAsia="Microsoft JhengHei"/>
+          <w:sz w:val="21"/>
+        </w:rPr>
+        <w:t xml:space="preserve">2. </w:t>
+      </w:r>
+      <w:r>
+        <w:rPr>
+          <w:rFonts w:ascii="Microsoft JhengHei" w:hAnsi="Microsoft JhengHei" w:eastAsia="Microsoft JhengHei"/>
+          <w:b/>
+          <w:sz w:val="21"/>
+        </w:rPr>
         <w:t>月台資訊</w:t>
       </w:r>
       <w:r>
@@ -3711,7 +3425,7 @@
           <w:rFonts w:ascii="Microsoft JhengHei" w:hAnsi="Microsoft JhengHei" w:eastAsia="Microsoft JhengHei"/>
           <w:sz w:val="21"/>
         </w:rPr>
-        <w:t xml:space="preserve">2. </w:t>
+        <w:t xml:space="preserve">3. </w:t>
       </w:r>
       <w:r>
         <w:rPr>
@@ -3738,7 +3452,7 @@
           <w:rFonts w:ascii="Microsoft JhengHei" w:hAnsi="Microsoft JhengHei" w:eastAsia="Microsoft JhengHei"/>
           <w:sz w:val="21"/>
         </w:rPr>
-        <w:t xml:space="preserve">3. </w:t>
+        <w:t xml:space="preserve">4. </w:t>
       </w:r>
       <w:r>
         <w:rPr>
@@ -3761,14 +3475,14 @@
           <w:b/>
           <w:sz w:val="21"/>
         </w:rPr>
-        <w:t>Sapori &amp; Dintorni Conad</w:t>
+        <w:t>Sapori &amp; Dintorni</w:t>
       </w:r>
       <w:r>
         <w:rPr>
           <w:rFonts w:ascii="Microsoft JhengHei" w:hAnsi="Microsoft JhengHei" w:eastAsia="Microsoft JhengHei"/>
           <w:sz w:val="21"/>
         </w:rPr>
-        <w:t>（地下層精品超市）可以買零食帶上車</w:t>
+        <w:t>（地下層精品超市，Conad 旗下品牌）可以買零食帶上車</w:t>
       </w:r>
     </w:p>
     <w:p>
@@ -3780,7 +3494,7 @@
           <w:rFonts w:ascii="Microsoft JhengHei" w:hAnsi="Microsoft JhengHei" w:eastAsia="Microsoft JhengHei"/>
           <w:sz w:val="21"/>
         </w:rPr>
-        <w:t xml:space="preserve">4. </w:t>
+        <w:t xml:space="preserve">5. </w:t>
       </w:r>
       <w:r>
         <w:rPr>
@@ -3795,7 +3509,22 @@
           <w:rFonts w:ascii="Microsoft JhengHei" w:hAnsi="Microsoft JhengHei" w:eastAsia="Microsoft JhengHei"/>
           <w:sz w:val="21"/>
         </w:rPr>
-        <w:t>：如果想退房後先去逛逛再搭車，可寄放在 16 號月台旁的 KiPoint（EUR 6/件/5小時）</w:t>
+        <w:t>：如果想退房後先去逛逛再搭車，可寄放在 16 號月台旁的 KiPoint（</w:t>
+      </w:r>
+      <w:r>
+        <w:rPr>
+          <w:rFonts w:ascii="Microsoft JhengHei" w:hAnsi="Microsoft JhengHei" w:eastAsia="Microsoft JhengHei"/>
+          <w:b/>
+          <w:sz w:val="21"/>
+        </w:rPr>
+        <w:t>07:00~21:00</w:t>
+      </w:r>
+      <w:r>
+        <w:rPr>
+          <w:rFonts w:ascii="Microsoft JhengHei" w:hAnsi="Microsoft JhengHei" w:eastAsia="Microsoft JhengHei"/>
+          <w:sz w:val="21"/>
+        </w:rPr>
+        <w:t>，每件 EUR 6 起，依時數累計，KiBag 官網顯示官方寄放約 EUR 10/件/日）</w:t>
       </w:r>
     </w:p>
     <w:p>
@@ -3858,7 +3587,7 @@
           <w:rFonts w:ascii="Microsoft JhengHei" w:hAnsi="Microsoft JhengHei" w:eastAsia="Microsoft JhengHei"/>
           <w:sz w:val="21"/>
         </w:rPr>
-        <w:t>：每節車廂入口處有大型行李架。5 人的 10 件行李可能需要用到 2 個車廂入口的行李架，建議提早 10~15 分鐘上車搶位</w:t>
+        <w:t>：每節車廂入口處有大型行李架。5 人的 10 件行李可能需要用到 2 個車廂入口的行李架，月台公布後盡快前往車廂安頓行李</w:t>
       </w:r>
     </w:p>
     <w:p>
@@ -4276,7 +4005,7 @@
                 <w:b/>
                 <w:sz w:val="19"/>
               </w:rPr>
-              <w:t>火車嚴重延誤（超過 1 小時）</w:t>
+              <w:t>火車嚴重延誤</w:t>
             </w:r>
             <w:r>
               <w:rPr>
@@ -4297,7 +4026,37 @@
                 <w:rFonts w:ascii="Microsoft JhengHei" w:hAnsi="Microsoft JhengHei" w:eastAsia="Microsoft JhengHei"/>
                 <w:sz w:val="19"/>
               </w:rPr>
-              <w:t>Trenitalia 延誤超過 60 分鐘可申請 50% 退款；Italo 延誤超過 60 分鐘自動退還 50% 至 Italo 電子錢包</w:t>
+              <w:t xml:space="preserve">Trenitalia / Italo 補償標準：延誤 </w:t>
+            </w:r>
+            <w:r>
+              <w:rPr>
+                <w:rFonts w:ascii="Microsoft JhengHei" w:hAnsi="Microsoft JhengHei" w:eastAsia="Microsoft JhengHei"/>
+                <w:b/>
+                <w:sz w:val="19"/>
+              </w:rPr>
+              <w:t>60~119 分鐘補償 25%</w:t>
+            </w:r>
+            <w:r>
+              <w:rPr>
+                <w:rFonts w:ascii="Microsoft JhengHei" w:hAnsi="Microsoft JhengHei" w:eastAsia="Microsoft JhengHei"/>
+                <w:sz w:val="19"/>
+              </w:rPr>
+              <w:t>、</w:t>
+            </w:r>
+            <w:r>
+              <w:rPr>
+                <w:rFonts w:ascii="Microsoft JhengHei" w:hAnsi="Microsoft JhengHei" w:eastAsia="Microsoft JhengHei"/>
+                <w:b/>
+                <w:sz w:val="19"/>
+              </w:rPr>
+              <w:t>120 分鐘以上補償 50%</w:t>
+            </w:r>
+            <w:r>
+              <w:rPr>
+                <w:rFonts w:ascii="Microsoft JhengHei" w:hAnsi="Microsoft JhengHei" w:eastAsia="Microsoft JhengHei"/>
+                <w:sz w:val="19"/>
+              </w:rPr>
+              <w:t>（以票價計算）；Trenitalia Frecce 30~59 分鐘另有 25% bonus 規則。Italo 延誤達標通常自動退至電子錢包；Trenitalia 須主動上官網申請</w:t>
             </w:r>
           </w:p>
         </w:tc>
@@ -5016,14 +4775,14 @@
           <w:b/>
           <w:sz w:val="21"/>
         </w:rPr>
-        <w:t>立即</w:t>
+        <w:t>本週內</w:t>
       </w:r>
       <w:r>
         <w:rPr>
           <w:rFonts w:ascii="Microsoft JhengHei" w:hAnsi="Microsoft JhengHei" w:eastAsia="Microsoft JhengHei"/>
           <w:sz w:val="21"/>
         </w:rPr>
-        <w:t>：上 Trenitalia 或 Italo 官網訂 6/21 佛羅倫斯→米蘭高鐵票（建議 11:00 出發）</w:t>
+        <w:t>：上 Trenitalia 或 Italo 官網訂 2026/6/21 佛羅倫斯→米蘭高鐵票（鎖定 ~10:55 Frecciarossa 或 ~11:25 Italo）— 距出發已不到 6 週，務必盡早訂</w:t>
       </w:r>
     </w:p>
     <w:p>
@@ -5050,7 +4809,7 @@
           <w:rFonts w:ascii="Microsoft JhengHei" w:hAnsi="Microsoft JhengHei" w:eastAsia="Microsoft JhengHei"/>
           <w:sz w:val="21"/>
         </w:rPr>
-        <w:t>：5 人一起訂，選同一車廂靠近入口的座位</w:t>
+        <w:t>：5 人一起訂，選同一車廂靠近入口的座位；票種注意退改政策</w:t>
       </w:r>
     </w:p>
     <w:p>
@@ -5097,7 +4856,7 @@
           <w:b/>
           <w:sz w:val="21"/>
         </w:rPr>
-        <w:t>6/20 晚上</w:t>
+        <w:t>2026/06/20 晚上</w:t>
       </w:r>
       <w:r>
         <w:rPr>
@@ -5124,7 +4883,7 @@
           <w:b/>
           <w:sz w:val="21"/>
         </w:rPr>
-        <w:t>6/21 早上</w:t>
+        <w:t>2026/06/21 早上</w:t>
       </w:r>
       <w:r>
         <w:rPr>
@@ -5154,7 +4913,7 @@
           <w:rFonts w:ascii="Microsoft JhengHei" w:hAnsi="Microsoft JhengHei" w:eastAsia="Microsoft JhengHei"/>
           <w:i/>
         </w:rPr>
-        <w:t>最後更新：2026/3/20</w:t>
+        <w:t>最後更新：2026/05/13（三方審查修訂版 — 修正 Trenitalia/Italo 退改規則、延誤補償比例、班次預估、KiPoint 寄物、訂票時機）</w:t>
       </w:r>
       <w:r>
         <w:rPr>
